--- a/downloads/documents/05 Materials/Unit 04/Slides/Slides 04.03 - Simple Maintenance and Repairs.docx
+++ b/downloads/documents/05 Materials/Unit 04/Slides/Slides 04.03 - Simple Maintenance and Repairs.docx
@@ -703,7 +703,7 @@
         <w:t xml:space="preserve"> </w:t>
       </w:r>
       <w:r>
-        <w:t xml:space="preserve">Image: the seven tools with names under each, and under the names the Turkish, Portuguese, and Spanish words.</w:t>
+        <w:t xml:space="preserve">Image: the seven tools with names under each, and under the names the Spanish words.</w:t>
       </w:r>
       <w:r>
         <w:t xml:space="preserve"> </w:t>

--- a/downloads/documents/05 Materials/Unit 04/Slides/Slides 04.03 - Simple Maintenance and Repairs.docx
+++ b/downloads/documents/05 Materials/Unit 04/Slides/Slides 04.03 - Simple Maintenance and Repairs.docx
@@ -615,7 +615,7 @@
         <w:pStyle w:val="Compact"/>
       </w:pPr>
       <w:r>
-        <w:t xml:space="preserve">Dryer lint trap: every load. Dryer vent: yearly. Lint is a fire.</w:t>
+        <w:t xml:space="preserve">Dryer lint trap: every load. Dryer vent: yearly. Lint catches fire.</w:t>
       </w:r>
     </w:p>
     <w:p>
@@ -1255,7 +1255,7 @@
         <w:pStyle w:val="Compact"/>
       </w:pPr>
       <w:r>
-        <w:t xml:space="preserve">Winter: salt the steps, watch for ice dams</w:t>
+        <w:t xml:space="preserve">Winter: salt the steps, watch for ice building up at the roof edge (an ice dam)</w:t>
       </w:r>
     </w:p>
     <w:p>
@@ -1463,7 +1463,7 @@
         <w:pStyle w:val="Compact"/>
       </w:pPr>
       <w:r>
-        <w:t xml:space="preserve">Bring your calculator brain</w:t>
+        <w:t xml:space="preserve">Bring a calculator. There is math tomorrow</w:t>
       </w:r>
     </w:p>
     <w:sectPr>
